--- a/The Dolphins' View of History/chapters/33 - Civil Rights and Liberation - Humanity Argues With Itself.docx
+++ b/The Dolphins' View of History/chapters/33 - Civil Rights and Liberation - Humanity Argues With Itself.docx
@@ -18,7 +18,7 @@
           <w:sz w:val="36"/>
           <w:szCs w:val="36"/>
         </w:rPr>
-        <w:t xml:space="preserve">Chapter 33: Civil Rights and Liberation — Humanity Argues With Itself</w:t>
+        <w:t xml:space="preserve">1893 to 1994: Civil Rights and Liberation — Humanity Argues With Itself</w:t>
       </w:r>
     </w:p>
     <w:p>

--- a/The Dolphins' View of History/chapters/33 - Civil Rights and Liberation - Humanity Argues With Itself.docx
+++ b/The Dolphins' View of History/chapters/33 - Civil Rights and Liberation - Humanity Argues With Itself.docx
@@ -26,7 +26,7 @@
         <w:spacing w:after="200"/>
       </w:pPr>
       <w:r>
-        <w:t xml:space="preserve">Unlike most of the conflicts in this book, the campaigns in this chapter were mostly won without an army, by changing what a majority of people believed they owed to a minority — proof, dolphin historians note with evident approval, that this species can update its own rules without a battlefield, slowly and unevenly, but without one.</w:t>
+        <w:t xml:space="preserve">Unlike most of the conflicts in this book, the campaigns in this chapter were mostly won without an army.</w:t>
       </w:r>
     </w:p>
     <w:p>
@@ -50,7 +50,7 @@
         <w:spacing w:after="200"/>
       </w:pPr>
       <w:r>
-        <w:t xml:space="preserve">South Africa's anti-apartheid struggle ran on a longer clock. Legal racial segregation, formalized as apartheid in 1948, persisted for close to half a century against internal resistance and mounting international pressure and sanctions, ending only with Nelson Mandela's release in 1990 from twenty-seven years of imprisonment, eighteen of them on Robben Island (in waters the dolphins know well), and his election as South Africa's first Black president in 1994.</w:t>
+        <w:t xml:space="preserve">South Africa's anti-apartheid struggle ran on a longer clock. Legal racial segregation, formalized as apartheid in 1948, persisted for close to half a century against internal resistance, including the armed campaign of the ANC's military wing, Umkhonto we Sizwe, after peaceful protest was banned, and mounting international pressure and sanctions, ending only with Nelson Mandela's release in 1990 from twenty-seven years of imprisonment, eighteen of them on Robben Island (in waters the dolphins know well), and his election as South Africa's first Black president in 1994.</w:t>
       </w:r>
     </w:p>
     <w:p>
